--- a/docs/platform_log.docx
+++ b/docs/platform_log.docx
@@ -182,7 +182,7 @@
         <w:rPr>
           <w:b/>
         </w:rPr>
-        <w:t>v1.1.0</w:t>
+        <w:t>v1.2.0</w:t>
       </w:r>
       <w:r/>
     </w:p>
@@ -6862,6 +6862,66 @@
           <w:p>
             <w:r>
               <w:t>ps、wcx</w:t>
+            </w:r>
+          </w:p>
+        </w:tc>
+        <w:tc>
+          <w:tcPr>
+            <w:tcW w:type="dxa" w:w="1440"/>
+          </w:tcPr>
+          <w:p>
+            <w:r/>
+          </w:p>
+        </w:tc>
+      </w:tr>
+      <w:tr>
+        <w:tc>
+          <w:tcPr>
+            <w:tcW w:type="dxa" w:w="1440"/>
+          </w:tcPr>
+          <w:p>
+            <w:r>
+              <w:t>2026-09-05</w:t>
+            </w:r>
+          </w:p>
+        </w:tc>
+        <w:tc>
+          <w:tcPr>
+            <w:tcW w:type="dxa" w:w="1440"/>
+          </w:tcPr>
+          <w:p>
+            <w:r>
+              <w:t>历了个史</w:t>
+            </w:r>
+          </w:p>
+        </w:tc>
+        <w:tc>
+          <w:tcPr>
+            <w:tcW w:type="dxa" w:w="1440"/>
+          </w:tcPr>
+          <w:p>
+            <w:r>
+              <w:t>v1.2.0</w:t>
+            </w:r>
+          </w:p>
+        </w:tc>
+        <w:tc>
+          <w:tcPr>
+            <w:tcW w:type="dxa" w:w="1440"/>
+          </w:tcPr>
+          <w:p>
+            <w:r>
+              <w:t>困难模式解除年份去重 + 同年并列机制: 区段判定(同年卡位置=年份区段, 区间内上下顺序不限), 75% 困难局强制出现同年组(1861 三件套等), UI 同年上下堆叠渲染; 提示道具适配区段插入; 题库三批扩充至 217 条(教材高频延伸, 议题符合党史国情与大政方针)</w:t>
+            </w:r>
+          </w:p>
+        </w:tc>
+        <w:tc>
+          <w:tcPr>
+            <w:tcW w:type="dxa" w:w="1440"/>
+          </w:tcPr>
+          <w:p>
+            <w:r>
+              <w:t>ps</w:t>
             </w:r>
           </w:p>
         </w:tc>

--- a/docs/platform_log.docx
+++ b/docs/platform_log.docx
@@ -6911,7 +6911,7 @@
           </w:tcPr>
           <w:p>
             <w:r>
-              <w:t>困难模式解除年份去重 + 同年并列机制: 区段判定(同年卡位置=年份区段, 区间内上下顺序不限), 75% 困难局强制出现同年组(1861 三件套等), UI 同年上下堆叠渲染; 提示道具适配区段插入; 题库三批扩充至 217 条(教材高频延伸, 议题符合党史国情与大政方针)</w:t>
+              <w:t>困难模式解除年份去重 + 同年并列机制(区段判定, 75% 困难局含同年组, UI 上下堆叠); 题库经逐条审核定稿至 240 条(名称动词化规范: 武王伐纣/戚继光抗倭台州大捷/太平天国运动爆发/洋务运动开始/新文化运动兴起等, 新增唐朝建立及用户确认的 22 条中世界史增补; 文艺复兴改为拜占庭帝国灭亡; 议题符合党史国情与大政方针)</w:t>
             </w:r>
           </w:p>
         </w:tc>

--- a/docs/platform_log.docx
+++ b/docs/platform_log.docx
@@ -122,7 +122,7 @@
         <w:rPr>
           <w:b/>
         </w:rPr>
-        <w:t>v2.9.1</w:t>
+        <w:t>v2.9.2</w:t>
       </w:r>
       <w:r/>
     </w:p>
@@ -6912,6 +6912,66 @@
           <w:p>
             <w:r>
               <w:t>困难模式解除年份去重 + 同年并列机制(区段判定, 75% 困难局含同年组, UI 上下堆叠); 题库经逐条审核定稿至 240 条(名称动词化规范: 武王伐纣/戚继光抗倭台州大捷/太平天国运动爆发/洋务运动开始/新文化运动兴起等, 新增唐朝建立及用户确认的 22 条中世界史增补; 文艺复兴改为拜占庭帝国灭亡; 议题符合党史国情与大政方针)</w:t>
+            </w:r>
+          </w:p>
+        </w:tc>
+        <w:tc>
+          <w:tcPr>
+            <w:tcW w:type="dxa" w:w="1440"/>
+          </w:tcPr>
+          <w:p>
+            <w:r>
+              <w:t>ps</w:t>
+            </w:r>
+          </w:p>
+        </w:tc>
+        <w:tc>
+          <w:tcPr>
+            <w:tcW w:type="dxa" w:w="1440"/>
+          </w:tcPr>
+          <w:p>
+            <w:r/>
+          </w:p>
+        </w:tc>
+      </w:tr>
+      <w:tr>
+        <w:tc>
+          <w:tcPr>
+            <w:tcW w:type="dxa" w:w="1440"/>
+          </w:tcPr>
+          <w:p>
+            <w:r>
+              <w:t>2026-09-05</w:t>
+            </w:r>
+          </w:p>
+        </w:tc>
+        <w:tc>
+          <w:tcPr>
+            <w:tcW w:type="dxa" w:w="1440"/>
+          </w:tcPr>
+          <w:p>
+            <w:r>
+              <w:t>平台</w:t>
+            </w:r>
+          </w:p>
+        </w:tc>
+        <w:tc>
+          <w:tcPr>
+            <w:tcW w:type="dxa" w:w="1440"/>
+          </w:tcPr>
+          <w:p>
+            <w:r>
+              <w:t>v2.9.2</w:t>
+            </w:r>
+          </w:p>
+        </w:tc>
+        <w:tc>
+          <w:tcPr>
+            <w:tcW w:type="dxa" w:w="1440"/>
+          </w:tcPr>
+          <w:p>
+            <w:r>
+              <w:t>主界面: 删除「成了个语/认了个图/算了个数」具名开发框(改为 3 个空卡槽「敬请期待」), 游戏卡顺序规范化为 化了个学→英了个语→错了个字→分了个类→配了个平→历了个史→3 空槽</w:t>
             </w:r>
           </w:p>
         </w:tc>

--- a/docs/platform_log.docx
+++ b/docs/platform_log.docx
@@ -122,7 +122,7 @@
         <w:rPr>
           <w:b/>
         </w:rPr>
-        <w:t>v2.9.2</w:t>
+        <w:t>v2.9.4</w:t>
       </w:r>
       <w:r/>
     </w:p>
@@ -137,7 +137,7 @@
         <w:rPr>
           <w:b/>
         </w:rPr>
-        <w:t>v2.3.13</w:t>
+        <w:t>v2.3.14</w:t>
       </w:r>
       <w:r>
         <w:t xml:space="preserve"> / 英了个语 </w:t>
@@ -146,7 +146,7 @@
         <w:rPr>
           <w:b/>
         </w:rPr>
-        <w:t>v1.6.1</w:t>
+        <w:t>v1.6.2</w:t>
       </w:r>
       <w:r>
         <w:t xml:space="preserve"> / 错了个字 </w:t>
@@ -164,7 +164,7 @@
         <w:rPr>
           <w:b/>
         </w:rPr>
-        <w:t>v1.1.7</w:t>
+        <w:t>v1.1.9</w:t>
       </w:r>
       <w:r>
         <w:t xml:space="preserve"> / 配了个平 </w:t>
@@ -173,7 +173,7 @@
         <w:rPr>
           <w:b/>
         </w:rPr>
-        <w:t>v1.0.5</w:t>
+        <w:t>v1.0.6</w:t>
       </w:r>
       <w:r>
         <w:t xml:space="preserve"> / 历了个史 </w:t>
@@ -182,7 +182,7 @@
         <w:rPr>
           <w:b/>
         </w:rPr>
-        <w:t>v1.2.0</w:t>
+        <w:t>v1.3.0</w:t>
       </w:r>
       <w:r/>
     </w:p>
@@ -6982,6 +6982,486 @@
           <w:p>
             <w:r>
               <w:t>ps</w:t>
+            </w:r>
+          </w:p>
+        </w:tc>
+        <w:tc>
+          <w:tcPr>
+            <w:tcW w:type="dxa" w:w="1440"/>
+          </w:tcPr>
+          <w:p>
+            <w:r/>
+          </w:p>
+        </w:tc>
+      </w:tr>
+      <w:tr>
+        <w:tc>
+          <w:tcPr>
+            <w:tcW w:type="dxa" w:w="1440"/>
+          </w:tcPr>
+          <w:p>
+            <w:r>
+              <w:t>2026-09-05</w:t>
+            </w:r>
+          </w:p>
+        </w:tc>
+        <w:tc>
+          <w:tcPr>
+            <w:tcW w:type="dxa" w:w="1440"/>
+          </w:tcPr>
+          <w:p>
+            <w:r>
+              <w:t>平台</w:t>
+            </w:r>
+          </w:p>
+        </w:tc>
+        <w:tc>
+          <w:tcPr>
+            <w:tcW w:type="dxa" w:w="1440"/>
+          </w:tcPr>
+          <w:p>
+            <w:r>
+              <w:t>v2.9.3</w:t>
+            </w:r>
+          </w:p>
+        </w:tc>
+        <w:tc>
+          <w:tcPr>
+            <w:tcW w:type="dxa" w:w="1440"/>
+          </w:tcPr>
+          <w:p>
+            <w:r>
+              <w:t>新增玩家端「更新日志」弹窗: 每次更新(平台或任意游戏)后玩家首次打开平台弹出一次(UPDATE_ID=平台+各游戏版本拼接, localStorage 记忆), ✕/知道了关闭; 常规更新路径四步约定写入 CONVENTIONS.md</w:t>
+            </w:r>
+          </w:p>
+        </w:tc>
+        <w:tc>
+          <w:tcPr>
+            <w:tcW w:type="dxa" w:w="1440"/>
+          </w:tcPr>
+          <w:p>
+            <w:r>
+              <w:t>ps</w:t>
+            </w:r>
+          </w:p>
+        </w:tc>
+        <w:tc>
+          <w:tcPr>
+            <w:tcW w:type="dxa" w:w="1440"/>
+          </w:tcPr>
+          <w:p>
+            <w:r/>
+          </w:p>
+        </w:tc>
+      </w:tr>
+      <w:tr>
+        <w:tc>
+          <w:tcPr>
+            <w:tcW w:type="dxa" w:w="1440"/>
+          </w:tcPr>
+          <w:p>
+            <w:r>
+              <w:t>2026-09-18</w:t>
+            </w:r>
+          </w:p>
+        </w:tc>
+        <w:tc>
+          <w:tcPr>
+            <w:tcW w:type="dxa" w:w="1440"/>
+          </w:tcPr>
+          <w:p>
+            <w:r>
+              <w:t>平台</w:t>
+            </w:r>
+          </w:p>
+        </w:tc>
+        <w:tc>
+          <w:tcPr>
+            <w:tcW w:type="dxa" w:w="1440"/>
+          </w:tcPr>
+          <w:p>
+            <w:r>
+              <w:t>v2.9.4</w:t>
+            </w:r>
+          </w:p>
+        </w:tc>
+        <w:tc>
+          <w:tcPr>
+            <w:tcW w:type="dxa" w:w="1440"/>
+          </w:tcPr>
+          <w:p>
+            <w:r>
+              <w:t>特别鸣谢弹窗: 内容区限高 80dvh 并支持上下滑动(端游手游均可完整翻看全榜), 成员条目间距紧凑化(缩小整体高度)</w:t>
+            </w:r>
+          </w:p>
+        </w:tc>
+        <w:tc>
+          <w:tcPr>
+            <w:tcW w:type="dxa" w:w="1440"/>
+          </w:tcPr>
+          <w:p>
+            <w:r>
+              <w:t>ps</w:t>
+            </w:r>
+          </w:p>
+        </w:tc>
+        <w:tc>
+          <w:tcPr>
+            <w:tcW w:type="dxa" w:w="1440"/>
+          </w:tcPr>
+          <w:p>
+            <w:r/>
+          </w:p>
+        </w:tc>
+      </w:tr>
+      <w:tr>
+        <w:tc>
+          <w:tcPr>
+            <w:tcW w:type="dxa" w:w="1440"/>
+          </w:tcPr>
+          <w:p>
+            <w:r>
+              <w:t>2026-09-18</w:t>
+            </w:r>
+          </w:p>
+        </w:tc>
+        <w:tc>
+          <w:tcPr>
+            <w:tcW w:type="dxa" w:w="1440"/>
+          </w:tcPr>
+          <w:p>
+            <w:r>
+              <w:t>历了个史</w:t>
+            </w:r>
+          </w:p>
+        </w:tc>
+        <w:tc>
+          <w:tcPr>
+            <w:tcW w:type="dxa" w:w="1440"/>
+          </w:tcPr>
+          <w:p>
+            <w:r>
+              <w:t>v1.3.0</w:t>
+            </w:r>
+          </w:p>
+        </w:tc>
+        <w:tc>
+          <w:tcPr>
+            <w:tcW w:type="dxa" w:w="1440"/>
+          </w:tcPr>
+          <w:p>
+            <w:r>
+              <w:t>卡牌移动交互重做: 删除拖拽(手游长按失效/端游并列不便), 改为点选卡+方位按键(左/右交换; 困难另加左上/左下/右上/右下构成同年并列, 简单标准仅左右 2 键); 选中跟踪卡对象; 数据结构改列模型(cols[][])</w:t>
+            </w:r>
+          </w:p>
+        </w:tc>
+        <w:tc>
+          <w:tcPr>
+            <w:tcW w:type="dxa" w:w="1440"/>
+          </w:tcPr>
+          <w:p>
+            <w:r>
+              <w:t>ps</w:t>
+            </w:r>
+          </w:p>
+        </w:tc>
+        <w:tc>
+          <w:tcPr>
+            <w:tcW w:type="dxa" w:w="1440"/>
+          </w:tcPr>
+          <w:p>
+            <w:r/>
+          </w:p>
+        </w:tc>
+      </w:tr>
+      <w:tr>
+        <w:tc>
+          <w:tcPr>
+            <w:tcW w:type="dxa" w:w="1440"/>
+          </w:tcPr>
+          <w:p>
+            <w:r>
+              <w:t>2026-09-18</w:t>
+            </w:r>
+          </w:p>
+        </w:tc>
+        <w:tc>
+          <w:tcPr>
+            <w:tcW w:type="dxa" w:w="1440"/>
+          </w:tcPr>
+          <w:p>
+            <w:r>
+              <w:t>配了个平</w:t>
+            </w:r>
+          </w:p>
+        </w:tc>
+        <w:tc>
+          <w:tcPr>
+            <w:tcW w:type="dxa" w:w="1440"/>
+          </w:tcPr>
+          <w:p>
+            <w:r>
+              <w:t>v1.0.6</w:t>
+            </w:r>
+          </w:p>
+        </w:tc>
+        <w:tc>
+          <w:tcPr>
+            <w:tcW w:type="dxa" w:w="1440"/>
+          </w:tcPr>
+          <w:p>
+            <w:r>
+              <w:t>结算画面新增错题展示: 本局配错的方程式逐一给出完整正确方程式(带系数)与玩家错误作答, 全对不展示; 错题本按题去重记录于对局状态</w:t>
+            </w:r>
+          </w:p>
+        </w:tc>
+        <w:tc>
+          <w:tcPr>
+            <w:tcW w:type="dxa" w:w="1440"/>
+          </w:tcPr>
+          <w:p>
+            <w:r>
+              <w:t>ps</w:t>
+            </w:r>
+          </w:p>
+        </w:tc>
+        <w:tc>
+          <w:tcPr>
+            <w:tcW w:type="dxa" w:w="1440"/>
+          </w:tcPr>
+          <w:p>
+            <w:r/>
+          </w:p>
+        </w:tc>
+      </w:tr>
+      <w:tr>
+        <w:tc>
+          <w:tcPr>
+            <w:tcW w:type="dxa" w:w="1440"/>
+          </w:tcPr>
+          <w:p>
+            <w:r>
+              <w:t>2026-09-18</w:t>
+            </w:r>
+          </w:p>
+        </w:tc>
+        <w:tc>
+          <w:tcPr>
+            <w:tcW w:type="dxa" w:w="1440"/>
+          </w:tcPr>
+          <w:p>
+            <w:r>
+              <w:t>英了个语</w:t>
+            </w:r>
+          </w:p>
+        </w:tc>
+        <w:tc>
+          <w:tcPr>
+            <w:tcW w:type="dxa" w:w="1440"/>
+          </w:tcPr>
+          <w:p>
+            <w:r>
+              <w:t>v1.6.2</w:t>
+            </w:r>
+          </w:p>
+        </w:tc>
+        <w:tc>
+          <w:tcPr>
+            <w:tcW w:type="dxa" w:w="1440"/>
+          </w:tcPr>
+          <w:p>
+            <w:r>
+              <w:t>新增草稿机制: 草稿模式下输入的字母只以小字写入格子角落, 不触发判定/扣血/填写计数; 可随时改写草稿, 关闭草稿模式后正式填写触发检测; 擦除同时清草稿(数独式试错空间, 提高通关率)</w:t>
+            </w:r>
+          </w:p>
+        </w:tc>
+        <w:tc>
+          <w:tcPr>
+            <w:tcW w:type="dxa" w:w="1440"/>
+          </w:tcPr>
+          <w:p>
+            <w:r>
+              <w:t>ps</w:t>
+            </w:r>
+          </w:p>
+        </w:tc>
+        <w:tc>
+          <w:tcPr>
+            <w:tcW w:type="dxa" w:w="1440"/>
+          </w:tcPr>
+          <w:p>
+            <w:r/>
+          </w:p>
+        </w:tc>
+      </w:tr>
+      <w:tr>
+        <w:tc>
+          <w:tcPr>
+            <w:tcW w:type="dxa" w:w="1440"/>
+          </w:tcPr>
+          <w:p>
+            <w:r>
+              <w:t>2026-09-05</w:t>
+            </w:r>
+          </w:p>
+        </w:tc>
+        <w:tc>
+          <w:tcPr>
+            <w:tcW w:type="dxa" w:w="1440"/>
+          </w:tcPr>
+          <w:p>
+            <w:r>
+              <w:t>分了个类</w:t>
+            </w:r>
+          </w:p>
+        </w:tc>
+        <w:tc>
+          <w:tcPr>
+            <w:tcW w:type="dxa" w:w="1440"/>
+          </w:tcPr>
+          <w:p>
+            <w:r>
+              <w:t>v1.1.8</w:t>
+            </w:r>
+          </w:p>
+        </w:tc>
+        <w:tc>
+          <w:tcPr>
+            <w:tcW w:type="dxa" w:w="1440"/>
+          </w:tcPr>
+          <w:p>
+            <w:r>
+              <w:t>传送带底纹动画修复: 115° 斜纹水平周期 28/sin(115°)≈30.9px 与旧版 28px 位移不匹配, 每 0.8s 循环错位 ~3px(一闪一闪); 改 GPU translateX 精确对齐周期, 浏览器 rAF 逐帧采样验证视觉相位零跳变(最大偏差 0.23px)</w:t>
+            </w:r>
+          </w:p>
+        </w:tc>
+        <w:tc>
+          <w:tcPr>
+            <w:tcW w:type="dxa" w:w="1440"/>
+          </w:tcPr>
+          <w:p>
+            <w:r>
+              <w:t>ps</w:t>
+            </w:r>
+          </w:p>
+        </w:tc>
+        <w:tc>
+          <w:tcPr>
+            <w:tcW w:type="dxa" w:w="1440"/>
+          </w:tcPr>
+          <w:p>
+            <w:r/>
+          </w:p>
+        </w:tc>
+      </w:tr>
+      <w:tr>
+        <w:tc>
+          <w:tcPr>
+            <w:tcW w:type="dxa" w:w="1440"/>
+          </w:tcPr>
+          <w:p>
+            <w:r>
+              <w:t>2026-09-18</w:t>
+            </w:r>
+          </w:p>
+        </w:tc>
+        <w:tc>
+          <w:tcPr>
+            <w:tcW w:type="dxa" w:w="1440"/>
+          </w:tcPr>
+          <w:p>
+            <w:r>
+              <w:t>分了个类</w:t>
+            </w:r>
+          </w:p>
+        </w:tc>
+        <w:tc>
+          <w:tcPr>
+            <w:tcW w:type="dxa" w:w="1440"/>
+          </w:tcPr>
+          <w:p>
+            <w:r>
+              <w:t>v1.1.9</w:t>
+            </w:r>
+          </w:p>
+        </w:tc>
+        <w:tc>
+          <w:tcPr>
+            <w:tcW w:type="dxa" w:w="1440"/>
+          </w:tcPr>
+          <w:p>
+            <w:r>
+              <w:t>卡牌加宽 19%→20%(恰为一格宽)与加高(4.5rem, 增大拖动检测面积), 名称 13→15px/化学式 10→11.5px 缩小上下行字号差; 不超出传送带, 不影响倒计时与满载提示</w:t>
+            </w:r>
+          </w:p>
+        </w:tc>
+        <w:tc>
+          <w:tcPr>
+            <w:tcW w:type="dxa" w:w="1440"/>
+          </w:tcPr>
+          <w:p>
+            <w:r>
+              <w:t>ps</w:t>
+            </w:r>
+          </w:p>
+        </w:tc>
+        <w:tc>
+          <w:tcPr>
+            <w:tcW w:type="dxa" w:w="1440"/>
+          </w:tcPr>
+          <w:p>
+            <w:r/>
+          </w:p>
+        </w:tc>
+      </w:tr>
+      <w:tr>
+        <w:tc>
+          <w:tcPr>
+            <w:tcW w:type="dxa" w:w="1440"/>
+          </w:tcPr>
+          <w:p>
+            <w:r>
+              <w:t>2026-09-05</w:t>
+            </w:r>
+          </w:p>
+        </w:tc>
+        <w:tc>
+          <w:tcPr>
+            <w:tcW w:type="dxa" w:w="1440"/>
+          </w:tcPr>
+          <w:p>
+            <w:r>
+              <w:t>化了个学</w:t>
+            </w:r>
+          </w:p>
+        </w:tc>
+        <w:tc>
+          <w:tcPr>
+            <w:tcW w:type="dxa" w:w="1440"/>
+          </w:tcPr>
+          <w:p>
+            <w:r>
+              <w:t>v2.3.14</w:t>
+            </w:r>
+          </w:p>
+        </w:tc>
+        <w:tc>
+          <w:tcPr>
+            <w:tcW w:type="dxa" w:w="1440"/>
+          </w:tcPr>
+          <w:p>
+            <w:r>
+              <w:t>手游棋盘修复与可读性: ①棋盘缩放改为按净内容宽计算并居中(修复左右外侧卡离屏幕边界距离不相等); ②卡片稍稍增大(缩放基准收紧边距); ③卡面字体放大(名称基准 10→13/13.5→16.5, 公式梯度放缓 21/18/16/14/12); ④含全角括号名称拆两行(酚醛树脂（电木）→ 主名+副名两行, 字号翻倍)</w:t>
+            </w:r>
+          </w:p>
+        </w:tc>
+        <w:tc>
+          <w:tcPr>
+            <w:tcW w:type="dxa" w:w="1440"/>
+          </w:tcPr>
+          <w:p>
+            <w:r>
+              <w:t>ps、小潘</w:t>
             </w:r>
           </w:p>
         </w:tc>

--- a/docs/platform_log.docx
+++ b/docs/platform_log.docx
@@ -137,7 +137,7 @@
         <w:rPr>
           <w:b/>
         </w:rPr>
-        <w:t>v2.3.14</w:t>
+        <w:t>v2.3.15</w:t>
       </w:r>
       <w:r>
         <w:t xml:space="preserve"> / 英了个语 </w:t>
@@ -164,7 +164,7 @@
         <w:rPr>
           <w:b/>
         </w:rPr>
-        <w:t>v1.1.9</w:t>
+        <w:t>v1.2.0</w:t>
       </w:r>
       <w:r>
         <w:t xml:space="preserve"> / 配了个平 </w:t>
@@ -7421,6 +7421,66 @@
           </w:tcPr>
           <w:p>
             <w:r>
+              <w:t>2026-09-18</w:t>
+            </w:r>
+          </w:p>
+        </w:tc>
+        <w:tc>
+          <w:tcPr>
+            <w:tcW w:type="dxa" w:w="1440"/>
+          </w:tcPr>
+          <w:p>
+            <w:r>
+              <w:t>分了个类</w:t>
+            </w:r>
+          </w:p>
+        </w:tc>
+        <w:tc>
+          <w:tcPr>
+            <w:tcW w:type="dxa" w:w="1440"/>
+          </w:tcPr>
+          <w:p>
+            <w:r>
+              <w:t>v1.2.0</w:t>
+            </w:r>
+          </w:p>
+        </w:tc>
+        <w:tc>
+          <w:tcPr>
+            <w:tcW w:type="dxa" w:w="1440"/>
+          </w:tcPr>
+          <w:p>
+            <w:r>
+              <w:t>出卡计时修正: 新卡滑入传送带前(不可见期)不再计入下一张的出牌间隔 — 卡左缘进入传送带右边界后才开始计时; 倒计时徽标冻结期显示满间隔(时间感知与画面一致)</w:t>
+            </w:r>
+          </w:p>
+        </w:tc>
+        <w:tc>
+          <w:tcPr>
+            <w:tcW w:type="dxa" w:w="1440"/>
+          </w:tcPr>
+          <w:p>
+            <w:r>
+              <w:t>ps</w:t>
+            </w:r>
+          </w:p>
+        </w:tc>
+        <w:tc>
+          <w:tcPr>
+            <w:tcW w:type="dxa" w:w="1440"/>
+          </w:tcPr>
+          <w:p>
+            <w:r/>
+          </w:p>
+        </w:tc>
+      </w:tr>
+      <w:tr>
+        <w:tc>
+          <w:tcPr>
+            <w:tcW w:type="dxa" w:w="1440"/>
+          </w:tcPr>
+          <w:p>
+            <w:r>
               <w:t>2026-09-05</w:t>
             </w:r>
           </w:p>
@@ -7462,6 +7522,66 @@
           <w:p>
             <w:r>
               <w:t>ps、小潘</w:t>
+            </w:r>
+          </w:p>
+        </w:tc>
+        <w:tc>
+          <w:tcPr>
+            <w:tcW w:type="dxa" w:w="1440"/>
+          </w:tcPr>
+          <w:p>
+            <w:r/>
+          </w:p>
+        </w:tc>
+      </w:tr>
+      <w:tr>
+        <w:tc>
+          <w:tcPr>
+            <w:tcW w:type="dxa" w:w="1440"/>
+          </w:tcPr>
+          <w:p>
+            <w:r>
+              <w:t>2026-09-18</w:t>
+            </w:r>
+          </w:p>
+        </w:tc>
+        <w:tc>
+          <w:tcPr>
+            <w:tcW w:type="dxa" w:w="1440"/>
+          </w:tcPr>
+          <w:p>
+            <w:r>
+              <w:t>化了个学</w:t>
+            </w:r>
+          </w:p>
+        </w:tc>
+        <w:tc>
+          <w:tcPr>
+            <w:tcW w:type="dxa" w:w="1440"/>
+          </w:tcPr>
+          <w:p>
+            <w:r>
+              <w:t>v2.3.15</w:t>
+            </w:r>
+          </w:p>
+        </w:tc>
+        <w:tc>
+          <w:tcPr>
+            <w:tcW w:type="dxa" w:w="1440"/>
+          </w:tcPr>
+          <w:p>
+            <w:r>
+              <w:t>修复 v2.3.14 缩放重构回归: 净宽改渲染期现算(ref 可变对象致换局后 effect 不重跑, 旧净宽残留) —— 棋盘恢复居中, 困难/挑战不再溢出屏幕</w:t>
+            </w:r>
+          </w:p>
+        </w:tc>
+        <w:tc>
+          <w:tcPr>
+            <w:tcW w:type="dxa" w:w="1440"/>
+          </w:tcPr>
+          <w:p>
+            <w:r>
+              <w:t>ps</w:t>
             </w:r>
           </w:p>
         </w:tc>

--- a/docs/platform_log.docx
+++ b/docs/platform_log.docx
@@ -173,7 +173,7 @@
         <w:rPr>
           <w:b/>
         </w:rPr>
-        <w:t>v1.0.6</w:t>
+        <w:t>v1.0.7</w:t>
       </w:r>
       <w:r>
         <w:t xml:space="preserve"> / 历了个史 </w:t>
@@ -182,7 +182,7 @@
         <w:rPr>
           <w:b/>
         </w:rPr>
-        <w:t>v1.3.0</w:t>
+        <w:t>v1.3.1</w:t>
       </w:r>
       <w:r/>
     </w:p>
@@ -7191,6 +7191,66 @@
           </w:tcPr>
           <w:p>
             <w:r>
+              <w:t>历了个史</w:t>
+            </w:r>
+          </w:p>
+        </w:tc>
+        <w:tc>
+          <w:tcPr>
+            <w:tcW w:type="dxa" w:w="1440"/>
+          </w:tcPr>
+          <w:p>
+            <w:r>
+              <w:t>v1.3.1</w:t>
+            </w:r>
+          </w:p>
+        </w:tc>
+        <w:tc>
+          <w:tcPr>
+            <w:tcW w:type="dxa" w:w="1440"/>
+          </w:tcPr>
+          <w:p>
+            <w:r>
+              <w:t>方位按键改为中心方位分布(两列三行: 左上/右上、左/右、左下/右下, 手游端游一致); 事件卡加高, 长名换行不再溢出卡面</w:t>
+            </w:r>
+          </w:p>
+        </w:tc>
+        <w:tc>
+          <w:tcPr>
+            <w:tcW w:type="dxa" w:w="1440"/>
+          </w:tcPr>
+          <w:p>
+            <w:r>
+              <w:t>ps</w:t>
+            </w:r>
+          </w:p>
+        </w:tc>
+        <w:tc>
+          <w:tcPr>
+            <w:tcW w:type="dxa" w:w="1440"/>
+          </w:tcPr>
+          <w:p>
+            <w:r/>
+          </w:p>
+        </w:tc>
+      </w:tr>
+      <w:tr>
+        <w:tc>
+          <w:tcPr>
+            <w:tcW w:type="dxa" w:w="1440"/>
+          </w:tcPr>
+          <w:p>
+            <w:r>
+              <w:t>2026-09-18</w:t>
+            </w:r>
+          </w:p>
+        </w:tc>
+        <w:tc>
+          <w:tcPr>
+            <w:tcW w:type="dxa" w:w="1440"/>
+          </w:tcPr>
+          <w:p>
+            <w:r>
               <w:t>配了个平</w:t>
             </w:r>
           </w:p>
@@ -7212,6 +7272,66 @@
           <w:p>
             <w:r>
               <w:t>结算画面新增错题展示: 本局配错的方程式逐一给出完整正确方程式(带系数)与玩家错误作答, 全对不展示; 错题本按题去重记录于对局状态</w:t>
+            </w:r>
+          </w:p>
+        </w:tc>
+        <w:tc>
+          <w:tcPr>
+            <w:tcW w:type="dxa" w:w="1440"/>
+          </w:tcPr>
+          <w:p>
+            <w:r>
+              <w:t>ps</w:t>
+            </w:r>
+          </w:p>
+        </w:tc>
+        <w:tc>
+          <w:tcPr>
+            <w:tcW w:type="dxa" w:w="1440"/>
+          </w:tcPr>
+          <w:p>
+            <w:r/>
+          </w:p>
+        </w:tc>
+      </w:tr>
+      <w:tr>
+        <w:tc>
+          <w:tcPr>
+            <w:tcW w:type="dxa" w:w="1440"/>
+          </w:tcPr>
+          <w:p>
+            <w:r>
+              <w:t>2026-09-18</w:t>
+            </w:r>
+          </w:p>
+        </w:tc>
+        <w:tc>
+          <w:tcPr>
+            <w:tcW w:type="dxa" w:w="1440"/>
+          </w:tcPr>
+          <w:p>
+            <w:r>
+              <w:t>配了个平</w:t>
+            </w:r>
+          </w:p>
+        </w:tc>
+        <w:tc>
+          <w:tcPr>
+            <w:tcW w:type="dxa" w:w="1440"/>
+          </w:tcPr>
+          <w:p>
+            <w:r>
+              <w:t>v1.0.7</w:t>
+            </w:r>
+          </w:p>
+        </w:tc>
+        <w:tc>
+          <w:tcPr>
+            <w:tcW w:type="dxa" w:w="1440"/>
+          </w:tcPr>
+          <w:p>
+            <w:r>
+              <w:t>方程卡片渲染改结构化两行: 反应物一行/生成物一行(行内不折行), 系数格缩窄, 手机上方程式整体控制在 1~2 行且均匀居中(修复随意换行拆成 3 行)</w:t>
             </w:r>
           </w:p>
         </w:tc>

--- a/docs/platform_log.docx
+++ b/docs/platform_log.docx
@@ -7212,6 +7212,66 @@
           <w:p>
             <w:r>
               <w:t>方位按键改为中心方位分布(两列三行: 左上/右上、左/右、左下/右下, 手游端游一致); 事件卡加高, 长名换行不再溢出卡面</w:t>
+            </w:r>
+          </w:p>
+        </w:tc>
+        <w:tc>
+          <w:tcPr>
+            <w:tcW w:type="dxa" w:w="1440"/>
+          </w:tcPr>
+          <w:p>
+            <w:r>
+              <w:t>ps</w:t>
+            </w:r>
+          </w:p>
+        </w:tc>
+        <w:tc>
+          <w:tcPr>
+            <w:tcW w:type="dxa" w:w="1440"/>
+          </w:tcPr>
+          <w:p>
+            <w:r/>
+          </w:p>
+        </w:tc>
+      </w:tr>
+      <w:tr>
+        <w:tc>
+          <w:tcPr>
+            <w:tcW w:type="dxa" w:w="1440"/>
+          </w:tcPr>
+          <w:p>
+            <w:r>
+              <w:t>2026-09-18</w:t>
+            </w:r>
+          </w:p>
+        </w:tc>
+        <w:tc>
+          <w:tcPr>
+            <w:tcW w:type="dxa" w:w="1440"/>
+          </w:tcPr>
+          <w:p>
+            <w:r>
+              <w:t>错了个字</w:t>
+            </w:r>
+          </w:p>
+        </w:tc>
+        <w:tc>
+          <w:tcPr>
+            <w:tcW w:type="dxa" w:w="1440"/>
+          </w:tcPr>
+          <w:p>
+            <w:r>
+              <w:t>计划</w:t>
+            </w:r>
+          </w:p>
+        </w:tc>
+        <w:tc>
+          <w:tcPr>
+            <w:tcW w:type="dxa" w:w="1440"/>
+          </w:tcPr>
+          <w:p>
+            <w:r>
+              <w:t>错了个字 AI 手写识别接入计划成稿(docs/clgz_ai_plan.md): 视觉模型判定替代像素重合度与自训 ML 路线(阶段 1 平台件视觉扩展 / 阶段 2 判定接入 / 阶段 3 解除维护), 待用户审核视觉服务选型与判定标准后动工</w:t>
             </w:r>
           </w:p>
         </w:tc>

--- a/docs/platform_log.docx
+++ b/docs/platform_log.docx
@@ -98,7 +98,7 @@
         <w:rPr>
           <w:b/>
         </w:rPr>
-        <w:t>平台 v2.5.6 起错了个字暂时关闭维护</w:t>
+        <w:t>v1.1.0 解除维护重新开放, AI 手写识别判定</w:t>
       </w:r>
       <w:r>
         <w:t>)、分了个类、配了个平、</w:t>
@@ -122,7 +122,7 @@
         <w:rPr>
           <w:b/>
         </w:rPr>
-        <w:t>v2.9.4</w:t>
+        <w:t>v2.9.6</w:t>
       </w:r>
       <w:r/>
     </w:p>
@@ -155,10 +155,10 @@
         <w:rPr>
           <w:b/>
         </w:rPr>
-        <w:t>v1.0.9</w:t>
+        <w:t>v1.1.4</w:t>
       </w:r>
       <w:r>
-        <w:t xml:space="preserve">(维护中) / 分了个类 </w:t>
+        <w:t xml:space="preserve"> / 分了个类 </w:t>
       </w:r>
       <w:r>
         <w:rPr>
@@ -173,7 +173,7 @@
         <w:rPr>
           <w:b/>
         </w:rPr>
-        <w:t>v1.0.7</w:t>
+        <w:t>v1.0.8</w:t>
       </w:r>
       <w:r>
         <w:t xml:space="preserve"> / 历了个史 </w:t>
@@ -7812,6 +7812,486 @@
           <w:p>
             <w:r>
               <w:t>①后台榜单手游/端游分离查看(与前台一致, admin rank 支持 platform 过滤); ②全游戏字体放大(布局与圆框不变: 化了个学卡面字号+1~2px/英了个语格子字母/分了个类卡片加宽 17.6→19% 且名称 11→13px/配了个平数字 16→18px/历了个史事件卡放大); ③主界面新增 3 个开发框(成了个语/认了个图/算了个数); ④贡献人双处同步约定强化(日志+特别鸣谢)</w:t>
+            </w:r>
+          </w:p>
+        </w:tc>
+        <w:tc>
+          <w:tcPr>
+            <w:tcW w:type="dxa" w:w="1440"/>
+          </w:tcPr>
+          <w:p>
+            <w:r>
+              <w:t>ps</w:t>
+            </w:r>
+          </w:p>
+        </w:tc>
+        <w:tc>
+          <w:tcPr>
+            <w:tcW w:type="dxa" w:w="1440"/>
+          </w:tcPr>
+          <w:p>
+            <w:r/>
+          </w:p>
+        </w:tc>
+      </w:tr>
+      <w:tr>
+        <w:tc>
+          <w:tcPr>
+            <w:tcW w:type="dxa" w:w="1440"/>
+          </w:tcPr>
+          <w:p>
+            <w:r>
+              <w:t>2026-09-18</w:t>
+            </w:r>
+          </w:p>
+        </w:tc>
+        <w:tc>
+          <w:tcPr>
+            <w:tcW w:type="dxa" w:w="1440"/>
+          </w:tcPr>
+          <w:p>
+            <w:r>
+              <w:t>配了个平</w:t>
+            </w:r>
+          </w:p>
+        </w:tc>
+        <w:tc>
+          <w:tcPr>
+            <w:tcW w:type="dxa" w:w="1440"/>
+          </w:tcPr>
+          <w:p>
+            <w:r>
+              <w:t>v1.0.8</w:t>
+            </w:r>
+          </w:p>
+        </w:tc>
+        <w:tc>
+          <w:tcPr>
+            <w:tcW w:type="dxa" w:w="1440"/>
+          </w:tcPr>
+          <w:p>
+            <w:r>
+              <w:t>方程式字体统一放大(物质式恢复 16px, 反应条件/反应类型上调) + 测量式自适应(最长行超宽整体等比缩小, 保证不超卡面)</w:t>
+            </w:r>
+          </w:p>
+        </w:tc>
+        <w:tc>
+          <w:tcPr>
+            <w:tcW w:type="dxa" w:w="1440"/>
+          </w:tcPr>
+          <w:p>
+            <w:r>
+              <w:t>ps</w:t>
+            </w:r>
+          </w:p>
+        </w:tc>
+        <w:tc>
+          <w:tcPr>
+            <w:tcW w:type="dxa" w:w="1440"/>
+          </w:tcPr>
+          <w:p>
+            <w:r/>
+          </w:p>
+        </w:tc>
+      </w:tr>
+      <w:tr>
+        <w:tc>
+          <w:tcPr>
+            <w:tcW w:type="dxa" w:w="1440"/>
+          </w:tcPr>
+          <w:p>
+            <w:r>
+              <w:t>2026-09-18</w:t>
+            </w:r>
+          </w:p>
+        </w:tc>
+        <w:tc>
+          <w:tcPr>
+            <w:tcW w:type="dxa" w:w="1440"/>
+          </w:tcPr>
+          <w:p>
+            <w:r>
+              <w:t>历了个史</w:t>
+            </w:r>
+          </w:p>
+        </w:tc>
+        <w:tc>
+          <w:tcPr>
+            <w:tcW w:type="dxa" w:w="1440"/>
+          </w:tcPr>
+          <w:p>
+            <w:r>
+              <w:t>v1.3.1</w:t>
+            </w:r>
+          </w:p>
+        </w:tc>
+        <w:tc>
+          <w:tcPr>
+            <w:tcW w:type="dxa" w:w="1440"/>
+          </w:tcPr>
+          <w:p>
+            <w:r>
+              <w:t>方位按键改中心方位分布(两列三行) + 事件卡加高防溢出; 题库审核定稿 240 条</w:t>
+            </w:r>
+          </w:p>
+        </w:tc>
+        <w:tc>
+          <w:tcPr>
+            <w:tcW w:type="dxa" w:w="1440"/>
+          </w:tcPr>
+          <w:p>
+            <w:r>
+              <w:t>ps</w:t>
+            </w:r>
+          </w:p>
+        </w:tc>
+        <w:tc>
+          <w:tcPr>
+            <w:tcW w:type="dxa" w:w="1440"/>
+          </w:tcPr>
+          <w:p>
+            <w:r/>
+          </w:p>
+        </w:tc>
+      </w:tr>
+      <w:tr>
+        <w:tc>
+          <w:tcPr>
+            <w:tcW w:type="dxa" w:w="1440"/>
+          </w:tcPr>
+          <w:p>
+            <w:r>
+              <w:t>2026-09-18</w:t>
+            </w:r>
+          </w:p>
+        </w:tc>
+        <w:tc>
+          <w:tcPr>
+            <w:tcW w:type="dxa" w:w="1440"/>
+          </w:tcPr>
+          <w:p>
+            <w:r>
+              <w:t>错了个字</w:t>
+            </w:r>
+          </w:p>
+        </w:tc>
+        <w:tc>
+          <w:tcPr>
+            <w:tcW w:type="dxa" w:w="1440"/>
+          </w:tcPr>
+          <w:p>
+            <w:r>
+              <w:t>v1.1.0</w:t>
+            </w:r>
+          </w:p>
+        </w:tc>
+        <w:tc>
+          <w:tcPr>
+            <w:tcW w:type="dxa" w:w="1440"/>
+          </w:tcPr>
+          <w:p>
+            <w:r>
+              <w:t>解除维护重新开放: AI 手写识别(腾讯云通用手写体识别)接入判定 —— 写对且可辨认即得分, 识别失败提示实际写成哪个字; 管理后台「AI 检测」页双作用域(英了个语 DeepSeek / 错了个字腾讯 OCR, 配置存 KV 即时生效)</w:t>
+            </w:r>
+          </w:p>
+        </w:tc>
+        <w:tc>
+          <w:tcPr>
+            <w:tcW w:type="dxa" w:w="1440"/>
+          </w:tcPr>
+          <w:p>
+            <w:r>
+              <w:t>ps</w:t>
+            </w:r>
+          </w:p>
+        </w:tc>
+        <w:tc>
+          <w:tcPr>
+            <w:tcW w:type="dxa" w:w="1440"/>
+          </w:tcPr>
+          <w:p>
+            <w:r/>
+          </w:p>
+        </w:tc>
+      </w:tr>
+      <w:tr>
+        <w:tc>
+          <w:tcPr>
+            <w:tcW w:type="dxa" w:w="1440"/>
+          </w:tcPr>
+          <w:p>
+            <w:r>
+              <w:t>2026-09-18</w:t>
+            </w:r>
+          </w:p>
+        </w:tc>
+        <w:tc>
+          <w:tcPr>
+            <w:tcW w:type="dxa" w:w="1440"/>
+          </w:tcPr>
+          <w:p>
+            <w:r>
+              <w:t>平台</w:t>
+            </w:r>
+          </w:p>
+        </w:tc>
+        <w:tc>
+          <w:tcPr>
+            <w:tcW w:type="dxa" w:w="1440"/>
+          </w:tcPr>
+          <w:p>
+            <w:r>
+              <w:t>v2.9.5</w:t>
+            </w:r>
+          </w:p>
+        </w:tc>
+        <w:tc>
+          <w:tcPr>
+            <w:tcW w:type="dxa" w:w="1440"/>
+          </w:tcPr>
+          <w:p>
+            <w:r>
+              <w:t>上榜提交限频调整(应快速通关玩家反馈: 英了个语/历了个史 60s→10s、分了个类/配了个平 60s→30s, 时间窗口限频 windowRate 绕开 KV TTL 下限); 玩家更新日志弹窗改内容哈希判重(条目不变绝不重弹)</w:t>
+            </w:r>
+          </w:p>
+        </w:tc>
+        <w:tc>
+          <w:tcPr>
+            <w:tcW w:type="dxa" w:w="1440"/>
+          </w:tcPr>
+          <w:p>
+            <w:r>
+              <w:t>ps</w:t>
+            </w:r>
+          </w:p>
+        </w:tc>
+        <w:tc>
+          <w:tcPr>
+            <w:tcW w:type="dxa" w:w="1440"/>
+          </w:tcPr>
+          <w:p>
+            <w:r/>
+          </w:p>
+        </w:tc>
+      </w:tr>
+      <w:tr>
+        <w:tc>
+          <w:tcPr>
+            <w:tcW w:type="dxa" w:w="1440"/>
+          </w:tcPr>
+          <w:p>
+            <w:r>
+              <w:t>2026-09-21</w:t>
+            </w:r>
+          </w:p>
+        </w:tc>
+        <w:tc>
+          <w:tcPr>
+            <w:tcW w:type="dxa" w:w="1440"/>
+          </w:tcPr>
+          <w:p>
+            <w:r>
+              <w:t>错了个字</w:t>
+            </w:r>
+          </w:p>
+        </w:tc>
+        <w:tc>
+          <w:tcPr>
+            <w:tcW w:type="dxa" w:w="1440"/>
+          </w:tcPr>
+          <w:p>
+            <w:r>
+              <w:t>v1.1.2</w:t>
+            </w:r>
+          </w:p>
+        </w:tc>
+        <w:tc>
+          <w:tcPr>
+            <w:tcW w:type="dxa" w:w="1440"/>
+          </w:tcPr>
+          <w:p>
+            <w:r>
+              <w:t>手机端顶栏布局修复: 标题独占一行不再被挤成竖排(whitespace-nowrap), 昵称输入/二次确认与排行参与开关移至下方独立居中行(与化了个学同构)</w:t>
+            </w:r>
+          </w:p>
+        </w:tc>
+        <w:tc>
+          <w:tcPr>
+            <w:tcW w:type="dxa" w:w="1440"/>
+          </w:tcPr>
+          <w:p>
+            <w:r>
+              <w:t>ps</w:t>
+            </w:r>
+          </w:p>
+        </w:tc>
+        <w:tc>
+          <w:tcPr>
+            <w:tcW w:type="dxa" w:w="1440"/>
+          </w:tcPr>
+          <w:p>
+            <w:r/>
+          </w:p>
+        </w:tc>
+      </w:tr>
+      <w:tr>
+        <w:tc>
+          <w:tcPr>
+            <w:tcW w:type="dxa" w:w="1440"/>
+          </w:tcPr>
+          <w:p>
+            <w:r>
+              <w:t>2026-09-21</w:t>
+            </w:r>
+          </w:p>
+        </w:tc>
+        <w:tc>
+          <w:tcPr>
+            <w:tcW w:type="dxa" w:w="1440"/>
+          </w:tcPr>
+          <w:p>
+            <w:r>
+              <w:t>错了个字</w:t>
+            </w:r>
+          </w:p>
+        </w:tc>
+        <w:tc>
+          <w:tcPr>
+            <w:tcW w:type="dxa" w:w="1440"/>
+          </w:tcPr>
+          <w:p>
+            <w:r>
+              <w:t>v1.1.3</w:t>
+            </w:r>
+          </w:p>
+        </w:tc>
+        <w:tc>
+          <w:tcPr>
+            <w:tcW w:type="dxa" w:w="1440"/>
+          </w:tcPr>
+          <w:p>
+            <w:r>
+              <w:t>手写识别链路修复: ①后端 GeneralHandwritingOCR 响应字段改读 TextDetections(原误写 TextItems 不存在, 手写结果一直丢失、实际全程在用印刷体 GeneralBasicOCR 兜底); ②返回字段 text→recognized 对齐前端契约(原局内永远提示「难以辨认」); 取消印刷体二次回退</w:t>
+            </w:r>
+          </w:p>
+        </w:tc>
+        <w:tc>
+          <w:tcPr>
+            <w:tcW w:type="dxa" w:w="1440"/>
+          </w:tcPr>
+          <w:p>
+            <w:r>
+              <w:t>ps</w:t>
+            </w:r>
+          </w:p>
+        </w:tc>
+        <w:tc>
+          <w:tcPr>
+            <w:tcW w:type="dxa" w:w="1440"/>
+          </w:tcPr>
+          <w:p>
+            <w:r/>
+          </w:p>
+        </w:tc>
+      </w:tr>
+      <w:tr>
+        <w:tc>
+          <w:tcPr>
+            <w:tcW w:type="dxa" w:w="1440"/>
+          </w:tcPr>
+          <w:p>
+            <w:r>
+              <w:t>2026-09-21</w:t>
+            </w:r>
+          </w:p>
+        </w:tc>
+        <w:tc>
+          <w:tcPr>
+            <w:tcW w:type="dxa" w:w="1440"/>
+          </w:tcPr>
+          <w:p>
+            <w:r>
+              <w:t>错了个字</w:t>
+            </w:r>
+          </w:p>
+        </w:tc>
+        <w:tc>
+          <w:tcPr>
+            <w:tcW w:type="dxa" w:w="1440"/>
+          </w:tcPr>
+          <w:p>
+            <w:r>
+              <w:t>v1.1.4</w:t>
+            </w:r>
+          </w:p>
+        </w:tc>
+        <w:tc>
+          <w:tcPr>
+            <w:tcW w:type="dxa" w:w="1440"/>
+          </w:tcPr>
+          <w:p>
+            <w:r>
+              <w:t>AI 手写识别成为唯一判定: 删除字形重合度(像素比对)算法与「太潦草了」提示(handwriting.ts 及其测试删除, 手写板仅采集笔迹导出卡面 PNG), OCR 不可用时提示稍后再试不再回退本地判定; 玩法介绍「书写判定」改写为 AI 识别说明</w:t>
+            </w:r>
+          </w:p>
+        </w:tc>
+        <w:tc>
+          <w:tcPr>
+            <w:tcW w:type="dxa" w:w="1440"/>
+          </w:tcPr>
+          <w:p>
+            <w:r>
+              <w:t>ps</w:t>
+            </w:r>
+          </w:p>
+        </w:tc>
+        <w:tc>
+          <w:tcPr>
+            <w:tcW w:type="dxa" w:w="1440"/>
+          </w:tcPr>
+          <w:p>
+            <w:r/>
+          </w:p>
+        </w:tc>
+      </w:tr>
+      <w:tr>
+        <w:tc>
+          <w:tcPr>
+            <w:tcW w:type="dxa" w:w="1440"/>
+          </w:tcPr>
+          <w:p>
+            <w:r>
+              <w:t>2026-09-21</w:t>
+            </w:r>
+          </w:p>
+        </w:tc>
+        <w:tc>
+          <w:tcPr>
+            <w:tcW w:type="dxa" w:w="1440"/>
+          </w:tcPr>
+          <w:p>
+            <w:r>
+              <w:t>平台</w:t>
+            </w:r>
+          </w:p>
+        </w:tc>
+        <w:tc>
+          <w:tcPr>
+            <w:tcW w:type="dxa" w:w="1440"/>
+          </w:tcPr>
+          <w:p>
+            <w:r>
+              <w:t>v2.9.6</w:t>
+            </w:r>
+          </w:p>
+        </w:tc>
+        <w:tc>
+          <w:tcPr>
+            <w:tcW w:type="dxa" w:w="1440"/>
+          </w:tcPr>
+          <w:p>
+            <w:r>
+              <w:t>主界面六款游戏卡片简介更新至现版本(英了个语补草稿模式/错了个字 AI 识别判定/配了个平错题回看/历了个史方位按键+240 题库+同年并列); 玩家更新日志弹窗改为仅列本批条目(旧批条目清除)</w:t>
             </w:r>
           </w:p>
         </w:tc>

--- a/docs/platform_log.docx
+++ b/docs/platform_log.docx
@@ -8232,6 +8232,66 @@
           <w:p>
             <w:r>
               <w:t>AI 手写识别成为唯一判定: 删除字形重合度(像素比对)算法与「太潦草了」提示(handwriting.ts 及其测试删除, 手写板仅采集笔迹导出卡面 PNG), OCR 不可用时提示稍后再试不再回退本地判定; 玩法介绍「书写判定」改写为 AI 识别说明</w:t>
+            </w:r>
+          </w:p>
+        </w:tc>
+        <w:tc>
+          <w:tcPr>
+            <w:tcW w:type="dxa" w:w="1440"/>
+          </w:tcPr>
+          <w:p>
+            <w:r>
+              <w:t>ps</w:t>
+            </w:r>
+          </w:p>
+        </w:tc>
+        <w:tc>
+          <w:tcPr>
+            <w:tcW w:type="dxa" w:w="1440"/>
+          </w:tcPr>
+          <w:p>
+            <w:r/>
+          </w:p>
+        </w:tc>
+      </w:tr>
+      <w:tr>
+        <w:tc>
+          <w:tcPr>
+            <w:tcW w:type="dxa" w:w="1440"/>
+          </w:tcPr>
+          <w:p>
+            <w:r>
+              <w:t>2026-09-21</w:t>
+            </w:r>
+          </w:p>
+        </w:tc>
+        <w:tc>
+          <w:tcPr>
+            <w:tcW w:type="dxa" w:w="1440"/>
+          </w:tcPr>
+          <w:p>
+            <w:r>
+              <w:t>英了个语</w:t>
+            </w:r>
+          </w:p>
+        </w:tc>
+        <w:tc>
+          <w:tcPr>
+            <w:tcW w:type="dxa" w:w="1440"/>
+          </w:tcPr>
+          <w:p>
+            <w:r>
+              <w:t>v1.6.3</w:t>
+            </w:r>
+          </w:p>
+        </w:tc>
+        <w:tc>
+          <w:tcPr>
+            <w:tcW w:type="dxa" w:w="1440"/>
+          </w:tcPr>
+          <w:p>
+            <w:r>
+              <w:t>AI 检测可靠性修复: ①前端检测请求加 20s 兜底超时(原无超时, 移动端请求挂死时「AI 检测中…」永不消失、不变绿不变红无任何反馈); ②AI 不可用时不再回退词库判定锁定/扣血 — 真实词库词(dream)曾被静默锁定为已完成, 固定填空提示随之在交叉格拼出 mhoot 类非词死路, 改为仅提示「非本局答案,建议更换」不锁词不扣血</w:t>
             </w:r>
           </w:p>
         </w:tc>

--- a/docs/platform_log.docx
+++ b/docs/platform_log.docx
@@ -89,25 +89,16 @@
         <w:rPr>
           <w:b/>
         </w:rPr>
-        <w:t>6 款</w:t>
+        <w:t>7 款</w:t>
       </w:r>
       <w:r>
-        <w:t xml:space="preserve"> —— 化了个学、英了个语、错了个字(</w:t>
+        <w:t xml:space="preserve"> —— 化了个学、英了个语、错了个字(AI 手写识别判定)、分了个类、配了个平、历了个史、</w:t>
       </w:r>
       <w:r>
         <w:rPr>
           <w:b/>
         </w:rPr>
-        <w:t>v1.1.0 解除维护重新开放, AI 手写识别判定</w:t>
-      </w:r>
-      <w:r>
-        <w:t>)、分了个类、配了个平、</w:t>
-      </w:r>
-      <w:r>
-        <w:rPr>
-          <w:b/>
-        </w:rPr>
-        <w:t>历了个史(v2.9.0 上线)</w:t>
+        <w:t>默了个写(v2.9.8 公测上线)</w:t>
       </w:r>
       <w:r/>
     </w:p>
@@ -122,7 +113,7 @@
         <w:rPr>
           <w:b/>
         </w:rPr>
-        <w:t>v2.9.6</w:t>
+        <w:t>v2.9.8</w:t>
       </w:r>
       <w:r/>
     </w:p>
@@ -146,7 +137,7 @@
         <w:rPr>
           <w:b/>
         </w:rPr>
-        <w:t>v1.6.2</w:t>
+        <w:t>v1.6.3</w:t>
       </w:r>
       <w:r>
         <w:t xml:space="preserve"> / 错了个字 </w:t>
@@ -184,6 +175,15 @@
         </w:rPr>
         <w:t>v1.3.1</w:t>
       </w:r>
+      <w:r>
+        <w:t xml:space="preserve"> / 默了个写 </w:t>
+      </w:r>
+      <w:r>
+        <w:rPr>
+          <w:b/>
+        </w:rPr>
+        <w:t>v1.0.0</w:t>
+      </w:r>
       <w:r/>
     </w:p>
     <w:p>
@@ -8352,6 +8352,306 @@
           <w:p>
             <w:r>
               <w:t>主界面六款游戏卡片简介更新至现版本(英了个语补草稿模式/错了个字 AI 识别判定/配了个平错题回看/历了个史方位按键+240 题库+同年并列); 玩家更新日志弹窗改为仅列本批条目(旧批条目清除)</w:t>
+            </w:r>
+          </w:p>
+        </w:tc>
+        <w:tc>
+          <w:tcPr>
+            <w:tcW w:type="dxa" w:w="1440"/>
+          </w:tcPr>
+          <w:p>
+            <w:r>
+              <w:t>ps</w:t>
+            </w:r>
+          </w:p>
+        </w:tc>
+        <w:tc>
+          <w:tcPr>
+            <w:tcW w:type="dxa" w:w="1440"/>
+          </w:tcPr>
+          <w:p>
+            <w:r/>
+          </w:p>
+        </w:tc>
+      </w:tr>
+      <w:tr>
+        <w:tc>
+          <w:tcPr>
+            <w:tcW w:type="dxa" w:w="1440"/>
+          </w:tcPr>
+          <w:p>
+            <w:r>
+              <w:t>2026-09-22</w:t>
+            </w:r>
+          </w:p>
+        </w:tc>
+        <w:tc>
+          <w:tcPr>
+            <w:tcW w:type="dxa" w:w="1440"/>
+          </w:tcPr>
+          <w:p>
+            <w:r>
+              <w:t>平台</w:t>
+            </w:r>
+          </w:p>
+        </w:tc>
+        <w:tc>
+          <w:tcPr>
+            <w:tcW w:type="dxa" w:w="1440"/>
+          </w:tcPr>
+          <w:p>
+            <w:r>
+              <w:t>v2.9.7</w:t>
+            </w:r>
+          </w:p>
+        </w:tc>
+        <w:tc>
+          <w:tcPr>
+            <w:tcW w:type="dxa" w:w="1440"/>
+          </w:tcPr>
+          <w:p>
+            <w:r>
+              <w:t>管理后台新增「数据采集」页(clgz_ml_plan.md M1 落地): ①错了个字笔迹采集 — 复用游戏内手写框, 题库 163 字进度网格+五分类标签+设备按登录设备自动判定+书写人代号, 样本存 IndexedDB 导出 JSONL 入 clgz-character-data/(gitignore 不入库); ②识别测试页 — 手写题库字调当前识别(腾讯 OCR)统计命中率导出报告(后续本地模型对比基线); 玩家侧无变化(更新日志弹窗不弹)</w:t>
+            </w:r>
+          </w:p>
+        </w:tc>
+        <w:tc>
+          <w:tcPr>
+            <w:tcW w:type="dxa" w:w="1440"/>
+          </w:tcPr>
+          <w:p>
+            <w:r>
+              <w:t>ps</w:t>
+            </w:r>
+          </w:p>
+        </w:tc>
+        <w:tc>
+          <w:tcPr>
+            <w:tcW w:type="dxa" w:w="1440"/>
+          </w:tcPr>
+          <w:p>
+            <w:r/>
+          </w:p>
+        </w:tc>
+      </w:tr>
+      <w:tr>
+        <w:tc>
+          <w:tcPr>
+            <w:tcW w:type="dxa" w:w="1440"/>
+          </w:tcPr>
+          <w:p>
+            <w:r>
+              <w:t>2026-09-21</w:t>
+            </w:r>
+          </w:p>
+        </w:tc>
+        <w:tc>
+          <w:tcPr>
+            <w:tcW w:type="dxa" w:w="1440"/>
+          </w:tcPr>
+          <w:p>
+            <w:r>
+              <w:t>英了个语</w:t>
+            </w:r>
+          </w:p>
+        </w:tc>
+        <w:tc>
+          <w:tcPr>
+            <w:tcW w:type="dxa" w:w="1440"/>
+          </w:tcPr>
+          <w:p>
+            <w:r>
+              <w:t>v1.6.3</w:t>
+            </w:r>
+          </w:p>
+        </w:tc>
+        <w:tc>
+          <w:tcPr>
+            <w:tcW w:type="dxa" w:w="1440"/>
+          </w:tcPr>
+          <w:p>
+            <w:r>
+              <w:t>AI 检测可靠性修复: ①前端检测请求加 20s 兜底超时(原无超时, 移动端请求挂死时「AI 检测中…」永不消失); ②AI 不可用时不再回退词库判定锁定/扣血(真实词库词如 dream 曾被静默锁定致固定提示拼出非词死路), 改为仅提示「非本局答案,建议更换」</w:t>
+            </w:r>
+          </w:p>
+        </w:tc>
+        <w:tc>
+          <w:tcPr>
+            <w:tcW w:type="dxa" w:w="1440"/>
+          </w:tcPr>
+          <w:p>
+            <w:r>
+              <w:t>ps</w:t>
+            </w:r>
+          </w:p>
+        </w:tc>
+        <w:tc>
+          <w:tcPr>
+            <w:tcW w:type="dxa" w:w="1440"/>
+          </w:tcPr>
+          <w:p>
+            <w:r/>
+          </w:p>
+        </w:tc>
+      </w:tr>
+      <w:tr>
+        <w:tc>
+          <w:tcPr>
+            <w:tcW w:type="dxa" w:w="1440"/>
+          </w:tcPr>
+          <w:p>
+            <w:r>
+              <w:t>2026-10-03</w:t>
+            </w:r>
+          </w:p>
+        </w:tc>
+        <w:tc>
+          <w:tcPr>
+            <w:tcW w:type="dxa" w:w="1440"/>
+          </w:tcPr>
+          <w:p>
+            <w:r>
+              <w:t>默了个写</w:t>
+            </w:r>
+          </w:p>
+        </w:tc>
+        <w:tc>
+          <w:tcPr>
+            <w:tcW w:type="dxa" w:w="1440"/>
+          </w:tcPr>
+          <w:p>
+            <w:r>
+              <w:t>v0.9.0~v0.9.4</w:t>
+            </w:r>
+          </w:p>
+        </w:tc>
+        <w:tc>
+          <w:tcPr>
+            <w:tcW w:type="dxa" w:w="1440"/>
+          </w:tcPr>
+          <w:p>
+            <w:r>
+              <w:t>新游戏开发(语文古诗文默写记忆, 前身诗了个句原型重写吸收): 全程点选无键盘四题型(句对匹配/字池拼句/篇章复原/点选飞花令); 题库按高考考纲重建(高中课标 72 篇+初中必背高频, 小学篇目清出; 论语十二章补全; 删蜀道难开篇/长亭送别等); 理解性 cue+易错字 traps 全标注; cont 紧邻标记杜绝跳行/跨段错配(修复琵琶行下句判定等严重错误); 真题考过篇目 ×2、初中篇目 ×0.5 加权; /mlgx 直达内测 + 后台数据采集页(v2.9.7)</w:t>
+            </w:r>
+          </w:p>
+        </w:tc>
+        <w:tc>
+          <w:tcPr>
+            <w:tcW w:type="dxa" w:w="1440"/>
+          </w:tcPr>
+          <w:p>
+            <w:r>
+              <w:t>ps</w:t>
+            </w:r>
+          </w:p>
+        </w:tc>
+        <w:tc>
+          <w:tcPr>
+            <w:tcW w:type="dxa" w:w="1440"/>
+          </w:tcPr>
+          <w:p>
+            <w:r/>
+          </w:p>
+        </w:tc>
+      </w:tr>
+      <w:tr>
+        <w:tc>
+          <w:tcPr>
+            <w:tcW w:type="dxa" w:w="1440"/>
+          </w:tcPr>
+          <w:p>
+            <w:r>
+              <w:t>2026-10-03</w:t>
+            </w:r>
+          </w:p>
+        </w:tc>
+        <w:tc>
+          <w:tcPr>
+            <w:tcW w:type="dxa" w:w="1440"/>
+          </w:tcPr>
+          <w:p>
+            <w:r>
+              <w:t>默了个写</w:t>
+            </w:r>
+          </w:p>
+        </w:tc>
+        <w:tc>
+          <w:tcPr>
+            <w:tcW w:type="dxa" w:w="1440"/>
+          </w:tcPr>
+          <w:p>
+            <w:r>
+              <w:t>v1.0.0</w:t>
+            </w:r>
+          </w:p>
+        </w:tc>
+        <w:tc>
+          <w:tcPr>
+            <w:tcW w:type="dxa" w:w="1440"/>
+          </w:tcPr>
+          <w:p>
+            <w:r>
+              <w:t>公测上线: 主界面卡槽启用(三槽余二)、玩法介绍接入、玩家更新日志弹窗; 排行榜 v1.1.0 接入(题库持续审定中, 审核稿 docs/mlgx_bank_review.md)</w:t>
+            </w:r>
+          </w:p>
+        </w:tc>
+        <w:tc>
+          <w:tcPr>
+            <w:tcW w:type="dxa" w:w="1440"/>
+          </w:tcPr>
+          <w:p>
+            <w:r>
+              <w:t>ps</w:t>
+            </w:r>
+          </w:p>
+        </w:tc>
+        <w:tc>
+          <w:tcPr>
+            <w:tcW w:type="dxa" w:w="1440"/>
+          </w:tcPr>
+          <w:p>
+            <w:r/>
+          </w:p>
+        </w:tc>
+      </w:tr>
+      <w:tr>
+        <w:tc>
+          <w:tcPr>
+            <w:tcW w:type="dxa" w:w="1440"/>
+          </w:tcPr>
+          <w:p>
+            <w:r>
+              <w:t>2026-10-03</w:t>
+            </w:r>
+          </w:p>
+        </w:tc>
+        <w:tc>
+          <w:tcPr>
+            <w:tcW w:type="dxa" w:w="1440"/>
+          </w:tcPr>
+          <w:p>
+            <w:r>
+              <w:t>平台</w:t>
+            </w:r>
+          </w:p>
+        </w:tc>
+        <w:tc>
+          <w:tcPr>
+            <w:tcW w:type="dxa" w:w="1440"/>
+          </w:tcPr>
+          <w:p>
+            <w:r>
+              <w:t>v2.9.8</w:t>
+            </w:r>
+          </w:p>
+        </w:tc>
+        <w:tc>
+          <w:tcPr>
+            <w:tcW w:type="dxa" w:w="1440"/>
+          </w:tcPr>
+          <w:p>
+            <w:r>
+              <w:t>主界面第七款游戏「默了个写」公测上线(游戏卡+玩法介绍 tab+更新日志); 敬请期待空槽 3→2</w:t>
             </w:r>
           </w:p>
         </w:tc>

--- a/docs/platform_log.docx
+++ b/docs/platform_log.docx
@@ -182,7 +182,7 @@
         <w:rPr>
           <w:b/>
         </w:rPr>
-        <w:t>v1.0.0</w:t>
+        <w:t>v1.1.0</w:t>
       </w:r>
       <w:r/>
     </w:p>
@@ -8652,6 +8652,66 @@
           <w:p>
             <w:r>
               <w:t>主界面第七款游戏「默了个写」公测上线(游戏卡+玩法介绍 tab+更新日志); 敬请期待空槽 3→2</w:t>
+            </w:r>
+          </w:p>
+        </w:tc>
+        <w:tc>
+          <w:tcPr>
+            <w:tcW w:type="dxa" w:w="1440"/>
+          </w:tcPr>
+          <w:p>
+            <w:r>
+              <w:t>ps</w:t>
+            </w:r>
+          </w:p>
+        </w:tc>
+        <w:tc>
+          <w:tcPr>
+            <w:tcW w:type="dxa" w:w="1440"/>
+          </w:tcPr>
+          <w:p>
+            <w:r/>
+          </w:p>
+        </w:tc>
+      </w:tr>
+      <w:tr>
+        <w:tc>
+          <w:tcPr>
+            <w:tcW w:type="dxa" w:w="1440"/>
+          </w:tcPr>
+          <w:p>
+            <w:r>
+              <w:t>2026-10-03</w:t>
+            </w:r>
+          </w:p>
+        </w:tc>
+        <w:tc>
+          <w:tcPr>
+            <w:tcW w:type="dxa" w:w="1440"/>
+          </w:tcPr>
+          <w:p>
+            <w:r>
+              <w:t>默了个写</w:t>
+            </w:r>
+          </w:p>
+        </w:tc>
+        <w:tc>
+          <w:tcPr>
+            <w:tcW w:type="dxa" w:w="1440"/>
+          </w:tcPr>
+          <w:p>
+            <w:r>
+              <w:t>v1.1.0</w:t>
+            </w:r>
+          </w:p>
+        </w:tc>
+        <w:tc>
+          <w:tcPr>
+            <w:tcW w:type="dxa" w:w="1440"/>
+          </w:tcPr>
+          <w:p>
+            <w:r>
+              <w:t>排行榜接入: 三档难度独立榜单(KV mlgx: 前缀, 排序 得分↓用时↑提示↓) — 开局一次性会话令牌/昵称流(首登弹窗+局内改名二次确认+排行参与开关)/结算提交(超越数+失败重试)/前台排行榜 mlgx 标签; 顺手修复历了个史榜单得分列误走血量分支显示 undefined 的存量 bug</w:t>
             </w:r>
           </w:p>
         </w:tc>

--- a/docs/platform_log.docx
+++ b/docs/platform_log.docx
@@ -182,7 +182,7 @@
         <w:rPr>
           <w:b/>
         </w:rPr>
-        <w:t>v1.1.0</w:t>
+        <w:t>v1.1.1</w:t>
       </w:r>
       <w:r/>
     </w:p>
@@ -8712,6 +8712,66 @@
           <w:p>
             <w:r>
               <w:t>排行榜接入: 三档难度独立榜单(KV mlgx: 前缀, 排序 得分↓用时↑提示↓) — 开局一次性会话令牌/昵称流(首登弹窗+局内改名二次确认+排行参与开关)/结算提交(超越数+失败重试)/前台排行榜 mlgx 标签; 顺手修复历了个史榜单得分列误走血量分支显示 undefined 的存量 bug</w:t>
+            </w:r>
+          </w:p>
+        </w:tc>
+        <w:tc>
+          <w:tcPr>
+            <w:tcW w:type="dxa" w:w="1440"/>
+          </w:tcPr>
+          <w:p>
+            <w:r>
+              <w:t>ps</w:t>
+            </w:r>
+          </w:p>
+        </w:tc>
+        <w:tc>
+          <w:tcPr>
+            <w:tcW w:type="dxa" w:w="1440"/>
+          </w:tcPr>
+          <w:p>
+            <w:r/>
+          </w:p>
+        </w:tc>
+      </w:tr>
+      <w:tr>
+        <w:tc>
+          <w:tcPr>
+            <w:tcW w:type="dxa" w:w="1440"/>
+          </w:tcPr>
+          <w:p>
+            <w:r>
+              <w:t>2026-10-03</w:t>
+            </w:r>
+          </w:p>
+        </w:tc>
+        <w:tc>
+          <w:tcPr>
+            <w:tcW w:type="dxa" w:w="1440"/>
+          </w:tcPr>
+          <w:p>
+            <w:r>
+              <w:t>默了个写</w:t>
+            </w:r>
+          </w:p>
+        </w:tc>
+        <w:tc>
+          <w:tcPr>
+            <w:tcW w:type="dxa" w:w="1440"/>
+          </w:tcPr>
+          <w:p>
+            <w:r>
+              <w:t>v1.1.1</w:t>
+            </w:r>
+          </w:p>
+        </w:tc>
+        <w:tc>
+          <w:tcPr>
+            <w:tcW w:type="dxa" w:w="1440"/>
+          </w:tcPr>
+          <w:p>
+            <w:r>
+              <w:t>两处题型形式修改(用户试玩反馈): ①点选飞花令改为「缺字飞花令」— 每句挖去一个字显示为□, 凭记忆判断缺的字是否恰为令字(旧形式纯考验眼力); ②字池拼句改自由拼句 — 不再显示字数槽位, 目标句标点直接印在答题行上, 点选汉字自由填入各段(点击标点移动填写位置), 考句读记忆</w:t>
             </w:r>
           </w:p>
         </w:tc>

--- a/docs/platform_log.docx
+++ b/docs/platform_log.docx
@@ -184,6 +184,15 @@
         </w:rPr>
         <w:t>v1.1.1</w:t>
       </w:r>
+      <w:r>
+        <w:t xml:space="preserve"> / 错了个字 </w:t>
+      </w:r>
+      <w:r>
+        <w:rPr>
+          <w:b/>
+        </w:rPr>
+        <w:t>v1.2.0</w:t>
+      </w:r>
       <w:r/>
     </w:p>
     <w:p>
@@ -8772,6 +8781,66 @@
           <w:p>
             <w:r>
               <w:t>两处题型形式修改(用户试玩反馈): ①点选飞花令改为「缺字飞花令」— 每句挖去一个字显示为□, 凭记忆判断缺的字是否恰为令字(旧形式纯考验眼力); ②字池拼句改自由拼句 — 不再显示字数槽位, 目标句标点直接印在答题行上, 点选汉字自由填入各段(点击标点移动填写位置), 考句读记忆</w:t>
+            </w:r>
+          </w:p>
+        </w:tc>
+        <w:tc>
+          <w:tcPr>
+            <w:tcW w:type="dxa" w:w="1440"/>
+          </w:tcPr>
+          <w:p>
+            <w:r>
+              <w:t>ps</w:t>
+            </w:r>
+          </w:p>
+        </w:tc>
+        <w:tc>
+          <w:tcPr>
+            <w:tcW w:type="dxa" w:w="1440"/>
+          </w:tcPr>
+          <w:p>
+            <w:r/>
+          </w:p>
+        </w:tc>
+      </w:tr>
+      <w:tr>
+        <w:tc>
+          <w:tcPr>
+            <w:tcW w:type="dxa" w:w="1440"/>
+          </w:tcPr>
+          <w:p>
+            <w:r>
+              <w:t>2026-10-03</w:t>
+            </w:r>
+          </w:p>
+        </w:tc>
+        <w:tc>
+          <w:tcPr>
+            <w:tcW w:type="dxa" w:w="1440"/>
+          </w:tcPr>
+          <w:p>
+            <w:r>
+              <w:t>错了个字</w:t>
+            </w:r>
+          </w:p>
+        </w:tc>
+        <w:tc>
+          <w:tcPr>
+            <w:tcW w:type="dxa" w:w="1440"/>
+          </w:tcPr>
+          <w:p>
+            <w:r>
+              <w:t>v1.2.0</w:t>
+            </w:r>
+          </w:p>
+        </w:tc>
+        <w:tc>
+          <w:tcPr>
+            <w:tcW w:type="dxa" w:w="1440"/>
+          </w:tcPr>
+          <w:p>
+            <w:r>
+              <w:t>图形题玩法升级: 27 个可图示条目(化学仪器 锥形瓶/坩埚/蒸发皿/镊子, 实验装置 过滤/蒸馏, 苯环结构式, 生物标本 蚕茧/蛹期/草履虫, 几何图形 菱形/矩形/梯形/棱柱/圆锥/椭圆/抛物线/弧长/弦长/圆心/直径, 物理器材 砝码/杠杆/滑轮/弹簧/磁场/透镜焦点)改为看图写名称中的字 — 教科书线稿 SVG 统一风格, 不展示名称与目标字(原题干直接展示目标字属照抄), 凭记忆书写后 AI 识别判定; 其余条目维持文字题干</w:t>
             </w:r>
           </w:p>
         </w:tc>

--- a/docs/platform_log.docx
+++ b/docs/platform_log.docx
@@ -191,7 +191,7 @@
         <w:rPr>
           <w:b/>
         </w:rPr>
-        <w:t>v1.2.0</w:t>
+        <w:t>v1.2.1</w:t>
       </w:r>
       <w:r/>
     </w:p>
@@ -8841,6 +8841,66 @@
           <w:p>
             <w:r>
               <w:t>图形题玩法升级: 27 个可图示条目(化学仪器 锥形瓶/坩埚/蒸发皿/镊子, 实验装置 过滤/蒸馏, 苯环结构式, 生物标本 蚕茧/蛹期/草履虫, 几何图形 菱形/矩形/梯形/棱柱/圆锥/椭圆/抛物线/弧长/弦长/圆心/直径, 物理器材 砝码/杠杆/滑轮/弹簧/磁场/透镜焦点)改为看图写名称中的字 — 教科书线稿 SVG 统一风格, 不展示名称与目标字(原题干直接展示目标字属照抄), 凭记忆书写后 AI 识别判定; 其余条目维持文字题干</w:t>
+            </w:r>
+          </w:p>
+        </w:tc>
+        <w:tc>
+          <w:tcPr>
+            <w:tcW w:type="dxa" w:w="1440"/>
+          </w:tcPr>
+          <w:p>
+            <w:r>
+              <w:t>ps</w:t>
+            </w:r>
+          </w:p>
+        </w:tc>
+        <w:tc>
+          <w:tcPr>
+            <w:tcW w:type="dxa" w:w="1440"/>
+          </w:tcPr>
+          <w:p>
+            <w:r/>
+          </w:p>
+        </w:tc>
+      </w:tr>
+      <w:tr>
+        <w:tc>
+          <w:tcPr>
+            <w:tcW w:type="dxa" w:w="1440"/>
+          </w:tcPr>
+          <w:p>
+            <w:r>
+              <w:t>2026-10-03</w:t>
+            </w:r>
+          </w:p>
+        </w:tc>
+        <w:tc>
+          <w:tcPr>
+            <w:tcW w:type="dxa" w:w="1440"/>
+          </w:tcPr>
+          <w:p>
+            <w:r>
+              <w:t>错了个字</w:t>
+            </w:r>
+          </w:p>
+        </w:tc>
+        <w:tc>
+          <w:tcPr>
+            <w:tcW w:type="dxa" w:w="1440"/>
+          </w:tcPr>
+          <w:p>
+            <w:r>
+              <w:t>v1.2.1</w:t>
+            </w:r>
+          </w:p>
+        </w:tc>
+        <w:tc>
+          <w:tcPr>
+            <w:tcW w:type="dxa" w:w="1440"/>
+          </w:tcPr>
+          <w:p>
+            <w:r>
+              <w:t>图形题素材升级: 网络图搜质量不可控(水印/答非所问/彩底产品照), 改从 Wikimedia Commons 自由许可图库检索下载 15 张标准图(锥形瓶/蒸发皿/过滤/蒸馏/苯环/蚕茧/草履虫/梯形/圆锥/椭圆/弦长/直径/矩形/磁场/滑轮组, 本地化存储+来源记录 CREDITS.txt), 逐张目检合格后替换; 其余 12 条目保留手绘 SVG</w:t>
             </w:r>
           </w:p>
         </w:tc>

--- a/docs/platform_log.docx
+++ b/docs/platform_log.docx
@@ -191,7 +191,7 @@
         <w:rPr>
           <w:b/>
         </w:rPr>
-        <w:t>v1.2.1</w:t>
+        <w:t>v1.2.2</w:t>
       </w:r>
       <w:r/>
     </w:p>
@@ -8901,6 +8901,66 @@
           <w:p>
             <w:r>
               <w:t>图形题素材升级: 网络图搜质量不可控(水印/答非所问/彩底产品照), 改从 Wikimedia Commons 自由许可图库检索下载 15 张标准图(锥形瓶/蒸发皿/过滤/蒸馏/苯环/蚕茧/草履虫/梯形/圆锥/椭圆/弦长/直径/矩形/磁场/滑轮组, 本地化存储+来源记录 CREDITS.txt), 逐张目检合格后替换; 其余 12 条目保留手绘 SVG</w:t>
+            </w:r>
+          </w:p>
+        </w:tc>
+        <w:tc>
+          <w:tcPr>
+            <w:tcW w:type="dxa" w:w="1440"/>
+          </w:tcPr>
+          <w:p>
+            <w:r>
+              <w:t>ps</w:t>
+            </w:r>
+          </w:p>
+        </w:tc>
+        <w:tc>
+          <w:tcPr>
+            <w:tcW w:type="dxa" w:w="1440"/>
+          </w:tcPr>
+          <w:p>
+            <w:r/>
+          </w:p>
+        </w:tc>
+      </w:tr>
+      <w:tr>
+        <w:tc>
+          <w:tcPr>
+            <w:tcW w:type="dxa" w:w="1440"/>
+          </w:tcPr>
+          <w:p>
+            <w:r>
+              <w:t>2026-10-03</w:t>
+            </w:r>
+          </w:p>
+        </w:tc>
+        <w:tc>
+          <w:tcPr>
+            <w:tcW w:type="dxa" w:w="1440"/>
+          </w:tcPr>
+          <w:p>
+            <w:r>
+              <w:t>错了个字</w:t>
+            </w:r>
+          </w:p>
+        </w:tc>
+        <w:tc>
+          <w:tcPr>
+            <w:tcW w:type="dxa" w:w="1440"/>
+          </w:tcPr>
+          <w:p>
+            <w:r>
+              <w:t>v1.2.2</w:t>
+            </w:r>
+          </w:p>
+        </w:tc>
+        <w:tc>
+          <w:tcPr>
+            <w:tcW w:type="dxa" w:w="1440"/>
+          </w:tcPr>
+          <w:p>
+            <w:r>
+              <w:t>图形题提示语精确化: 每条目带类别(仪器/工具/器材/实验操作/图形/标记/生物/发育时期), 题面明确「写出图中仪器名称的第 N 个字」或「写出图中实验操作名称的第 N 个字」等, 消除物品名与操作名的歧义</w:t>
             </w:r>
           </w:p>
         </w:tc>

--- a/docs/platform_log.docx
+++ b/docs/platform_log.docx
@@ -191,7 +191,7 @@
         <w:rPr>
           <w:b/>
         </w:rPr>
-        <w:t>v1.2.2</w:t>
+        <w:t>v1.3.0</w:t>
       </w:r>
       <w:r/>
     </w:p>
@@ -8961,6 +8961,66 @@
           <w:p>
             <w:r>
               <w:t>图形题提示语精确化: 每条目带类别(仪器/工具/器材/实验操作/图形/标记/生物/发育时期), 题面明确「写出图中仪器名称的第 N 个字」或「写出图中实验操作名称的第 N 个字」等, 消除物品名与操作名的歧义</w:t>
+            </w:r>
+          </w:p>
+        </w:tc>
+        <w:tc>
+          <w:tcPr>
+            <w:tcW w:type="dxa" w:w="1440"/>
+          </w:tcPr>
+          <w:p>
+            <w:r>
+              <w:t>ps</w:t>
+            </w:r>
+          </w:p>
+        </w:tc>
+        <w:tc>
+          <w:tcPr>
+            <w:tcW w:type="dxa" w:w="1440"/>
+          </w:tcPr>
+          <w:p>
+            <w:r/>
+          </w:p>
+        </w:tc>
+      </w:tr>
+      <w:tr>
+        <w:tc>
+          <w:tcPr>
+            <w:tcW w:type="dxa" w:w="1440"/>
+          </w:tcPr>
+          <w:p>
+            <w:r>
+              <w:t>2026-10-03</w:t>
+            </w:r>
+          </w:p>
+        </w:tc>
+        <w:tc>
+          <w:tcPr>
+            <w:tcW w:type="dxa" w:w="1440"/>
+          </w:tcPr>
+          <w:p>
+            <w:r>
+              <w:t>错了个字</w:t>
+            </w:r>
+          </w:p>
+        </w:tc>
+        <w:tc>
+          <w:tcPr>
+            <w:tcW w:type="dxa" w:w="1440"/>
+          </w:tcPr>
+          <w:p>
+            <w:r>
+              <w:t>v1.3.0</w:t>
+            </w:r>
+          </w:p>
+        </w:tc>
+        <w:tc>
+          <w:tcPr>
+            <w:tcW w:type="dxa" w:w="1440"/>
+          </w:tcPr>
+          <w:p>
+            <w:r>
+              <w:t>新增「古诗文」科目 + 名句挖空手写题型: 字表自动派生自默了个写题库(每句易错字 traps + 主旨句关键字 POEM_KEY_EXTRAS 约 90 句, 共 313 条/287 字, 单一数据源免手动同步, 替代原手动双同步约定); 新题型题面给出处与原文(目标字挖空□), 玩家凭记忆手写缺失的字 AI 识别判定 — 与默了个写「先记忆后书写」形成教育闭环</w:t>
             </w:r>
           </w:p>
         </w:tc>

--- a/docs/platform_log.docx
+++ b/docs/platform_log.docx
@@ -191,7 +191,7 @@
         <w:rPr>
           <w:b/>
         </w:rPr>
-        <w:t>v1.3.0</w:t>
+        <w:t>v1.3.1</w:t>
       </w:r>
       <w:r/>
     </w:p>
@@ -9021,6 +9021,66 @@
           <w:p>
             <w:r>
               <w:t>新增「古诗文」科目 + 名句挖空手写题型: 字表自动派生自默了个写题库(每句易错字 traps + 主旨句关键字 POEM_KEY_EXTRAS 约 90 句, 共 313 条/287 字, 单一数据源免手动同步, 替代原手动双同步约定); 新题型题面给出处与原文(目标字挖空□), 玩家凭记忆手写缺失的字 AI 识别判定 — 与默了个写「先记忆后书写」形成教育闭环</w:t>
+            </w:r>
+          </w:p>
+        </w:tc>
+        <w:tc>
+          <w:tcPr>
+            <w:tcW w:type="dxa" w:w="1440"/>
+          </w:tcPr>
+          <w:p>
+            <w:r>
+              <w:t>ps</w:t>
+            </w:r>
+          </w:p>
+        </w:tc>
+        <w:tc>
+          <w:tcPr>
+            <w:tcW w:type="dxa" w:w="1440"/>
+          </w:tcPr>
+          <w:p>
+            <w:r/>
+          </w:p>
+        </w:tc>
+      </w:tr>
+      <w:tr>
+        <w:tc>
+          <w:tcPr>
+            <w:tcW w:type="dxa" w:w="1440"/>
+          </w:tcPr>
+          <w:p>
+            <w:r>
+              <w:t>2026-10-03</w:t>
+            </w:r>
+          </w:p>
+        </w:tc>
+        <w:tc>
+          <w:tcPr>
+            <w:tcW w:type="dxa" w:w="1440"/>
+          </w:tcPr>
+          <w:p>
+            <w:r>
+              <w:t>错了个字</w:t>
+            </w:r>
+          </w:p>
+        </w:tc>
+        <w:tc>
+          <w:tcPr>
+            <w:tcW w:type="dxa" w:w="1440"/>
+          </w:tcPr>
+          <w:p>
+            <w:r>
+              <w:t>v1.3.1</w:t>
+            </w:r>
+          </w:p>
+        </w:tc>
+        <w:tc>
+          <w:tcPr>
+            <w:tcW w:type="dxa" w:w="1440"/>
+          </w:tcPr>
+          <w:p>
+            <w:r>
+              <w:t>科目合并(用户反馈: 语文与古诗文交叉分类不明): 「古诗文」独立科目并入「语文」(语文 = 课外易错字词 40 条 + 古诗文名句挖空 313 条, 共 353 条), 玩法介绍/主界面简介同步</w:t>
             </w:r>
           </w:p>
         </w:tc>
